--- a/testakten/unterhalt-berechnungsakte-vollstaendig-rosenheim/10_vergleichsangebot_entwurf.docx
+++ b/testakten/unterhalt-berechnungsakte-vollstaendig-rosenheim/10_vergleichsangebot_entwurf.docx
@@ -37,7 +37,32 @@
         <w:t>Für nachehelichen Unterhalt vereinbaren die Beteiligten zunächst eine Evaluationsklausel sechs Monate nach Rechtskraft der Scheidung. Eine Befristung bleibt vorbehalten.</w:t>
       </w:r>
     </w:p>
+    <w:p>
+      <w:pPr>
+        <w:pStyle w:val="Heading2"/>
+      </w:pPr>
+      <w:r>
+        <w:t>Abwicklung, Nachweise und Anpassung</w:t>
+      </w:r>
+    </w:p>
+    <w:p>
+      <w:r>
+        <w:t>Zahlungen sollen jeweils bis zum dritten Werktag auf das von Mira bezeichnete Konto erfolgen und im Verwendungszweck nach Kindesunterhalt, Trennungsunterhalt und Mehrbedarf getrennt werden. Bereits geleistete, nicht zuordenbare Zahlungen werden für Februar bis Juni in einer Anlage gegenübergestellt; ihre Verrechnung bleibt bis zur gemeinsamen Abstimmung offen.</w:t>
+      </w:r>
+    </w:p>
+    <w:p>
+      <w:r>
+        <w:t>Beide Seiten sollen Bonusabrechnungen, Änderungen der Wochenarbeitszeit, Hortkosten und wesentliche Änderungen der Betreuung binnen vierzehn Tagen belegen. Die Neuberechnung erfolgt nicht rückwirkend allein aufgrund einer Schätzung. Für Musikschule, Lerntherapie und Hort werden Rechnungen und Zahlungsnachweise quartalsweise ausgetauscht.</w:t>
+      </w:r>
+    </w:p>
+    <w:p>
+      <w:r>
+        <w:t>Der Entwurf enthält noch keine Einigung über Wohnwert, Motorradkredit oder Befristung. Diese Punkte sind im Anschreiben ausdrücklich als offen zu kennzeichnen. Eine notarielle oder gerichtliche Form wird erst nach vollständiger Abstimmung der vollstreckbaren Zahlungsverpflichtungen gewählt.</w:t>
+      </w:r>
+    </w:p>
     <w:sectPr>
+      <w:headerReference w:type="default" r:id="rId9"/>
+      <w:footerReference w:type="default" r:id="rId10"/>
       <w:pgSz w:w="11906" w:h="16838"/>
       <w:pgMar w:top="1417" w:right="1417" w:bottom="1417" w:left="1417" w:header="720" w:footer="720" w:gutter="0"/>
       <w:cols w:space="720"/>
@@ -45,6 +70,44 @@
     </w:sectPr>
   </w:body>
 </w:document>
+</file>
+
+<file path=word/footer1.xml><?xml version="1.0" encoding="utf-8"?>
+<w:ftr xmlns:m="http://schemas.openxmlformats.org/officeDocument/2006/math" xmlns:mc="http://schemas.openxmlformats.org/markup-compatibility/2006" xmlns:mo="http://schemas.microsoft.com/office/mac/office/2008/main" xmlns:mv="urn:schemas-microsoft-com:mac:vml" xmlns:o="urn:schemas-microsoft-com:office:office" xmlns:r="http://schemas.openxmlformats.org/officeDocument/2006/relationships" xmlns:v="urn:schemas-microsoft-com:vml" xmlns:w10="urn:schemas-microsoft-com:office:word" xmlns:w14="http://schemas.microsoft.com/office/word/2010/wordml" xmlns:w="http://schemas.openxmlformats.org/wordprocessingml/2006/main" xmlns:wne="http://schemas.microsoft.com/office/word/2006/wordml" xmlns:wp14="http://schemas.microsoft.com/office/word/2010/wordprocessingDrawing" xmlns:wp="http://schemas.openxmlformats.org/drawingml/2006/wordprocessingDrawing" xmlns:wpc="http://schemas.microsoft.com/office/word/2010/wordprocessingCanvas" xmlns:wpg="http://schemas.microsoft.com/office/word/2010/wordprocessingGroup" xmlns:wpi="http://schemas.microsoft.com/office/word/2010/wordprocessingInk" xmlns:wps="http://schemas.microsoft.com/office/word/2010/wordprocessingShape" mc:Ignorable="w14 wp14">
+  <w:p>
+    <w:pPr>
+      <w:pStyle w:val="Footer"/>
+      <w:jc w:val="center"/>
+    </w:pPr>
+    <w:r>
+      <w:rPr>
+        <w:rFonts w:ascii="Arial" w:hAnsi="Arial"/>
+        <w:color w:val="6E6E6E"/>
+        <w:sz w:val="16"/>
+      </w:rPr>
+      <w:t>Aktenstück 10_vergleichsangebot_entwurf.docx · Arbeitsstand</w:t>
+    </w:r>
+  </w:p>
+</w:ftr>
+</file>
+
+<file path=word/header1.xml><?xml version="1.0" encoding="utf-8"?>
+<w:hdr xmlns:m="http://schemas.openxmlformats.org/officeDocument/2006/math" xmlns:mc="http://schemas.openxmlformats.org/markup-compatibility/2006" xmlns:mo="http://schemas.microsoft.com/office/mac/office/2008/main" xmlns:mv="urn:schemas-microsoft-com:mac:vml" xmlns:o="urn:schemas-microsoft-com:office:office" xmlns:r="http://schemas.openxmlformats.org/officeDocument/2006/relationships" xmlns:v="urn:schemas-microsoft-com:vml" xmlns:w10="urn:schemas-microsoft-com:office:word" xmlns:w14="http://schemas.microsoft.com/office/word/2010/wordml" xmlns:w="http://schemas.openxmlformats.org/wordprocessingml/2006/main" xmlns:wne="http://schemas.microsoft.com/office/word/2006/wordml" xmlns:wp14="http://schemas.microsoft.com/office/word/2010/wordprocessingDrawing" xmlns:wp="http://schemas.openxmlformats.org/drawingml/2006/wordprocessingDrawing" xmlns:wpc="http://schemas.microsoft.com/office/word/2010/wordprocessingCanvas" xmlns:wpg="http://schemas.microsoft.com/office/word/2010/wordprocessingGroup" xmlns:wpi="http://schemas.microsoft.com/office/word/2010/wordprocessingInk" xmlns:wps="http://schemas.microsoft.com/office/word/2010/wordprocessingShape" mc:Ignorable="w14 wp14">
+  <w:p>
+    <w:pPr>
+      <w:pStyle w:val="Header"/>
+      <w:jc w:val="right"/>
+    </w:pPr>
+    <w:r>
+      <w:rPr>
+        <w:rFonts w:ascii="Arial" w:hAnsi="Arial"/>
+        <w:color w:val="535E67"/>
+        <w:sz w:val="16"/>
+      </w:rPr>
+      <w:t>Vergleichsentwurf · nicht versandt · FA-2026/317</w:t>
+    </w:r>
+  </w:p>
+</w:hdr>
 </file>
 
 <file path=word/numbering.xml><?xml version="1.0" encoding="utf-8"?>
@@ -410,9 +473,12 @@
     <w:name w:val="Normal"/>
     <w:qFormat/>
     <w:rsid w:val="00FC693F"/>
+    <w:pPr>
+      <w:spacing w:after="120"/>
+    </w:pPr>
     <w:rPr>
-      <w:rFonts w:ascii="Times New Roman" w:hAnsi="Times New Roman"/>
-      <w:sz w:val="22"/>
+      <w:rFonts w:ascii="Arial" w:hAnsi="Arial"/>
+      <w:sz w:val="21"/>
     </w:rPr>
   </w:style>
   <w:style w:type="paragraph" w:styleId="Header">
@@ -474,9 +540,10 @@
       <w:outlineLvl w:val="0"/>
     </w:pPr>
     <w:rPr>
-      <w:rFonts w:asciiTheme="majorHAnsi" w:eastAsiaTheme="majorEastAsia" w:hAnsiTheme="majorHAnsi" w:cstheme="majorBidi" w:ascii="Times New Roman" w:hAnsi="Times New Roman"/>
+      <w:rFonts w:asciiTheme="majorHAnsi" w:eastAsiaTheme="majorEastAsia" w:hAnsiTheme="majorHAnsi" w:cstheme="majorBidi" w:ascii="Arial" w:hAnsi="Arial"/>
       <w:b/>
       <w:bCs/>
+      <w:color w:val="24364B"/>
       <w:sz w:val="28"/>
       <w:szCs w:val="28"/>
     </w:rPr>
@@ -497,9 +564,10 @@
       <w:outlineLvl w:val="1"/>
     </w:pPr>
     <w:rPr>
-      <w:rFonts w:asciiTheme="majorHAnsi" w:eastAsiaTheme="majorEastAsia" w:hAnsiTheme="majorHAnsi" w:cstheme="majorBidi" w:ascii="Times New Roman" w:hAnsi="Times New Roman"/>
+      <w:rFonts w:asciiTheme="majorHAnsi" w:eastAsiaTheme="majorEastAsia" w:hAnsiTheme="majorHAnsi" w:cstheme="majorBidi" w:ascii="Arial" w:hAnsi="Arial"/>
       <w:b/>
       <w:bCs/>
+      <w:color w:val="24364B"/>
       <w:sz w:val="24"/>
       <w:szCs w:val="26"/>
     </w:rPr>
@@ -761,8 +829,8 @@
       <w:contextualSpacing/>
     </w:pPr>
     <w:rPr>
-      <w:rFonts w:asciiTheme="majorHAnsi" w:eastAsiaTheme="majorEastAsia" w:hAnsiTheme="majorHAnsi" w:cstheme="majorBidi"/>
-      <w:color w:val="17365D" w:themeColor="text2" w:themeShade="BF"/>
+      <w:rFonts w:asciiTheme="majorHAnsi" w:eastAsiaTheme="majorEastAsia" w:hAnsiTheme="majorHAnsi" w:cstheme="majorBidi" w:ascii="Arial" w:hAnsi="Arial"/>
+      <w:color w:val="24364B"/>
       <w:spacing w:val="5"/>
       <w:kern w:val="28"/>
       <w:sz w:val="52"/>
